--- a/HW3_Turtles.docx
+++ b/HW3_Turtles.docx
@@ -469,21 +469,7 @@
                   <w:rStyle w:val="Hyperlink"/>
                   <w:rFonts w:ascii="Times New Roman"/>
                 </w:rPr>
-                <w:t>https://colab.research.google.com/drive/1GU1hPZMh7wYmwNbJEKX_sTR0A2N_</w:t>
-              </w:r>
-              <w:r>
-                <w:rPr>
-                  <w:rStyle w:val="Hyperlink"/>
-                  <w:rFonts w:ascii="Times New Roman"/>
-                </w:rPr>
-                <w:t>e</w:t>
-              </w:r>
-              <w:r>
-                <w:rPr>
-                  <w:rStyle w:val="Hyperlink"/>
-                  <w:rFonts w:ascii="Times New Roman"/>
-                </w:rPr>
-                <w:t>WSp?usp=sharing</w:t>
+                <w:t>https://colab.research.google.com/drive/1GU1hPZMh7wYmwNbJEKX_sTR0A2N_eWSp?usp=sharing</w:t>
               </w:r>
             </w:hyperlink>
           </w:p>
@@ -591,35 +577,7 @@
                   <w:rStyle w:val="Hyperlink"/>
                   <w:rFonts w:ascii="Times New Roman"/>
                 </w:rPr>
-                <w:t>https://github.com/Nadeen-odeh/t</w:t>
-              </w:r>
-              <w:r>
-                <w:rPr>
-                  <w:rStyle w:val="Hyperlink"/>
-                  <w:rFonts w:ascii="Times New Roman"/>
-                </w:rPr>
-                <w:t>u</w:t>
-              </w:r>
-              <w:r>
-                <w:rPr>
-                  <w:rStyle w:val="Hyperlink"/>
-                  <w:rFonts w:ascii="Times New Roman"/>
-                </w:rPr>
-                <w:t>r</w:t>
-              </w:r>
-              <w:r>
-                <w:rPr>
-                  <w:rStyle w:val="Hyperlink"/>
-                  <w:rFonts w:ascii="Times New Roman"/>
-                </w:rPr>
-                <w:t>t</w:t>
-              </w:r>
-              <w:r>
-                <w:rPr>
-                  <w:rStyle w:val="Hyperlink"/>
-                  <w:rFonts w:ascii="Times New Roman"/>
-                </w:rPr>
-                <w:t>les.git</w:t>
+                <w:t>https://github.com/Nadeen-odeh/turtles.git</w:t>
               </w:r>
             </w:hyperlink>
           </w:p>
@@ -684,7 +642,6 @@
               </w:rPr>
               <w:t xml:space="preserve"> </w:t>
             </w:r>
-            <w:proofErr w:type="spellStart"/>
             <w:r>
               <w:rPr>
                 <w:b/>
@@ -695,7 +652,6 @@
               </w:rPr>
               <w:t>גיט</w:t>
             </w:r>
-            <w:proofErr w:type="spellEnd"/>
             <w:r>
               <w:rPr>
                 <w:b/>
@@ -993,7 +949,6 @@
         </w:rPr>
         <w:t xml:space="preserve"> </w:t>
       </w:r>
-      <w:proofErr w:type="spellStart"/>
       <w:r>
         <w:rPr>
           <w:sz w:val="24"/>
@@ -1002,7 +957,6 @@
         </w:rPr>
         <w:t>לאיטרציה</w:t>
       </w:r>
-      <w:proofErr w:type="spellEnd"/>
       <w:r>
         <w:rPr>
           <w:spacing w:val="-5"/>
@@ -2862,25 +2816,21 @@
         </w:rPr>
         <w:t xml:space="preserve">   </w:t>
       </w:r>
-      <w:proofErr w:type="spellStart"/>
       <w:r>
         <w:rPr>
           <w:rtl/>
         </w:rPr>
         <w:t>הפיצ</w:t>
       </w:r>
-      <w:proofErr w:type="spellEnd"/>
       <w:r>
         <w:t>'</w:t>
       </w:r>
-      <w:proofErr w:type="spellStart"/>
       <w:r>
         <w:rPr>
           <w:rtl/>
         </w:rPr>
         <w:t>רים</w:t>
       </w:r>
-      <w:proofErr w:type="spellEnd"/>
       <w:r>
         <w:rPr>
           <w:spacing w:val="53"/>
@@ -3074,7 +3024,6 @@
         </w:rPr>
         <w:t xml:space="preserve"> </w:t>
       </w:r>
-      <w:proofErr w:type="spellStart"/>
       <w:r>
         <w:rPr>
           <w:b/>
@@ -3083,7 +3032,6 @@
         </w:rPr>
         <w:t>בקולאב</w:t>
       </w:r>
-      <w:proofErr w:type="spellEnd"/>
       <w:r>
         <w:t>,</w:t>
       </w:r>
@@ -3229,32 +3177,16 @@
         <w:rPr>
           <w:rtl/>
         </w:rPr>
-        <w:t xml:space="preserve"> אין לשים </w:t>
-      </w:r>
-      <w:proofErr w:type="spellStart"/>
-      <w:r>
-        <w:rPr>
-          <w:rtl/>
-        </w:rPr>
-        <w:t>פיצ</w:t>
-      </w:r>
-      <w:proofErr w:type="spellEnd"/>
+        <w:t xml:space="preserve"> אין לשים פיצ</w:t>
+      </w:r>
       <w:r>
         <w:t>'</w:t>
       </w:r>
-      <w:proofErr w:type="spellStart"/>
-      <w:r>
-        <w:rPr>
-          <w:rtl/>
-        </w:rPr>
-        <w:t>רים</w:t>
-      </w:r>
-      <w:proofErr w:type="spellEnd"/>
-      <w:r>
-        <w:rPr>
-          <w:rtl/>
-        </w:rPr>
-        <w:t xml:space="preserve"> שונים בתאים</w:t>
+      <w:r>
+        <w:rPr>
+          <w:rtl/>
+        </w:rPr>
+        <w:t>רים שונים בתאים</w:t>
       </w:r>
       <w:r>
         <w:rPr>
@@ -3768,21 +3700,7 @@
         <w:rPr>
           <w:rtl/>
         </w:rPr>
-        <w:t xml:space="preserve"> יש לממש </w:t>
-      </w:r>
-      <w:proofErr w:type="spellStart"/>
-      <w:r>
-        <w:rPr>
-          <w:rtl/>
-        </w:rPr>
-        <w:t>צטבוט</w:t>
-      </w:r>
-      <w:proofErr w:type="spellEnd"/>
-      <w:r>
-        <w:rPr>
-          <w:rtl/>
-        </w:rPr>
-        <w:t xml:space="preserve"> שישולב במערכת</w:t>
+        <w:t xml:space="preserve"> יש לממש צטבוט שישולב במערכת</w:t>
       </w:r>
       <w:r>
         <w:t>,</w:t>
@@ -3817,10 +3735,21 @@
         <w:rPr>
           <w:rtl/>
         </w:rPr>
-        <w:t xml:space="preserve"> שלמדתם בתרגול </w:t>
-      </w:r>
-      <w:r>
-        <w:t>,(9</w:t>
+        <w:t xml:space="preserve"> שלמדתם </w:t>
+      </w:r>
+      <w:proofErr w:type="gramStart"/>
+      <w:r>
+        <w:rPr>
+          <w:rtl/>
+        </w:rPr>
+        <w:t xml:space="preserve">בתרגול </w:t>
+      </w:r>
+      <w:r>
+        <w:t>,</w:t>
+      </w:r>
+      <w:proofErr w:type="gramEnd"/>
+      <w:r>
+        <w:t>(9</w:t>
       </w:r>
       <w:r>
         <w:rPr>
@@ -6199,7 +6128,7 @@
           <w:lang w:val="he-IL"/>
         </w:rPr>
         <w:drawing>
-          <wp:inline distT="0" distB="0" distL="0" distR="0" wp14:anchorId="34CB2D0A" wp14:editId="77EEBCB0">
+          <wp:inline distT="0" distB="0" distL="0" distR="0" wp14:anchorId="34CB2D0A" wp14:editId="4FC24D20">
             <wp:extent cx="5583555" cy="3070860"/>
             <wp:effectExtent l="0" t="0" r="4445" b="2540"/>
             <wp:docPr id="758032549" name="Picture 2"/>
@@ -6458,21 +6387,7 @@
         <w:rPr>
           <w:rtl/>
         </w:rPr>
-        <w:t xml:space="preserve">יצירת ויזואליזציה, מבנה הקוד </w:t>
-      </w:r>
-      <w:proofErr w:type="spellStart"/>
-      <w:r>
-        <w:rPr>
-          <w:rtl/>
-        </w:rPr>
-        <w:t>וכו</w:t>
-      </w:r>
-      <w:proofErr w:type="spellEnd"/>
-      <w:r>
-        <w:rPr>
-          <w:rtl/>
-        </w:rPr>
-        <w:t xml:space="preserve">.( </w:t>
+        <w:t xml:space="preserve">יצירת ויזואליזציה, מבנה הקוד וכו.( </w:t>
       </w:r>
       <w:r>
         <w:t>5</w:t>
@@ -9802,14 +9717,13 @@
       <w:tblPr>
         <w:tblStyle w:val="TableGrid"/>
         <w:bidiVisual/>
-        <w:tblW w:w="0" w:type="auto"/>
+        <w:tblW w:w="8999" w:type="dxa"/>
         <w:tblLook w:val="06A0" w:firstRow="1" w:lastRow="0" w:firstColumn="1" w:lastColumn="0" w:noHBand="1" w:noVBand="1"/>
       </w:tblPr>
       <w:tblGrid>
         <w:gridCol w:w="2196"/>
-        <w:gridCol w:w="2195"/>
-        <w:gridCol w:w="2197"/>
-        <w:gridCol w:w="2195"/>
+        <w:gridCol w:w="2550"/>
+        <w:gridCol w:w="4253"/>
       </w:tblGrid>
       <w:tr>
         <w:trPr>
@@ -9817,7 +9731,7 @@
         </w:trPr>
         <w:tc>
           <w:tcPr>
-            <w:tcW w:w="2198" w:type="dxa"/>
+            <w:tcW w:w="2196" w:type="dxa"/>
           </w:tcPr>
           <w:p>
             <w:pPr>
@@ -9835,7 +9749,7 @@
         </w:tc>
         <w:tc>
           <w:tcPr>
-            <w:tcW w:w="2198" w:type="dxa"/>
+            <w:tcW w:w="2550" w:type="dxa"/>
           </w:tcPr>
           <w:p>
             <w:pPr>
@@ -9860,7 +9774,7 @@
         </w:tc>
         <w:tc>
           <w:tcPr>
-            <w:tcW w:w="2198" w:type="dxa"/>
+            <w:tcW w:w="4253" w:type="dxa"/>
           </w:tcPr>
           <w:p>
             <w:pPr>
@@ -9880,24 +9794,6 @@
                 <w:bCs/>
               </w:rPr>
               <w:t>)</w:t>
-            </w:r>
-          </w:p>
-        </w:tc>
-        <w:tc>
-          <w:tcPr>
-            <w:tcW w:w="2198" w:type="dxa"/>
-          </w:tcPr>
-          <w:p>
-            <w:pPr>
-              <w:jc w:val="center"/>
-            </w:pPr>
-            <w:r>
-              <w:rPr>
-                <w:b/>
-                <w:bCs/>
-                <w:rtl/>
-              </w:rPr>
-              <w:t>מה חשוב להדגיש בהצגה</w:t>
             </w:r>
           </w:p>
         </w:tc>
@@ -9908,7 +9804,7 @@
         </w:trPr>
         <w:tc>
           <w:tcPr>
-            <w:tcW w:w="2198" w:type="dxa"/>
+            <w:tcW w:w="2196" w:type="dxa"/>
           </w:tcPr>
           <w:p>
             <w:r>
@@ -9922,7 +9818,7 @@
         </w:tc>
         <w:tc>
           <w:tcPr>
-            <w:tcW w:w="2198" w:type="dxa"/>
+            <w:tcW w:w="2550" w:type="dxa"/>
           </w:tcPr>
           <w:p>
             <w:r>
@@ -9938,7 +9834,7 @@
         </w:tc>
         <w:tc>
           <w:tcPr>
-            <w:tcW w:w="2198" w:type="dxa"/>
+            <w:tcW w:w="4253" w:type="dxa"/>
           </w:tcPr>
           <w:p>
             <w:r>
@@ -9955,19 +9851,6 @@
                 <w:rtl/>
               </w:rPr>
               <w:t>מנקה ערכים לא תקינים ומציגה נתונים חיים או נתוני דמו במקרה תקלה</w:t>
-            </w:r>
-          </w:p>
-        </w:tc>
-        <w:tc>
-          <w:tcPr>
-            <w:tcW w:w="2198" w:type="dxa"/>
-          </w:tcPr>
-          <w:p>
-            <w:r>
-              <w:rPr>
-                <w:rtl/>
-              </w:rPr>
-              <w:t>זהו מקור הנתונים של כל המערכת</w:t>
             </w:r>
           </w:p>
         </w:tc>
@@ -9978,7 +9861,7 @@
         </w:trPr>
         <w:tc>
           <w:tcPr>
-            <w:tcW w:w="2198" w:type="dxa"/>
+            <w:tcW w:w="2196" w:type="dxa"/>
           </w:tcPr>
           <w:p>
             <w:r>
@@ -9992,7 +9875,7 @@
         </w:tc>
         <w:tc>
           <w:tcPr>
-            <w:tcW w:w="2198" w:type="dxa"/>
+            <w:tcW w:w="2550" w:type="dxa"/>
           </w:tcPr>
           <w:p>
             <w:r>
@@ -10005,7 +9888,7 @@
         </w:tc>
         <w:tc>
           <w:tcPr>
-            <w:tcW w:w="2198" w:type="dxa"/>
+            <w:tcW w:w="4253" w:type="dxa"/>
           </w:tcPr>
           <w:p>
             <w:r>
@@ -10022,22 +9905,6 @@
                 <w:rtl/>
               </w:rPr>
               <w:t>ומציג גרפים</w:t>
-            </w:r>
-          </w:p>
-        </w:tc>
-        <w:tc>
-          <w:tcPr>
-            <w:tcW w:w="2198" w:type="dxa"/>
-          </w:tcPr>
-          <w:p>
-            <w:r>
-              <w:rPr>
-                <w:rtl/>
-              </w:rPr>
-              <w:t>זה מסך ניהולי שמרכז</w:t>
-            </w:r>
-            <w:r>
-              <w:t xml:space="preserve"> KPI</w:t>
             </w:r>
           </w:p>
         </w:tc>
@@ -10048,7 +9915,7 @@
         </w:trPr>
         <w:tc>
           <w:tcPr>
-            <w:tcW w:w="2198" w:type="dxa"/>
+            <w:tcW w:w="2196" w:type="dxa"/>
           </w:tcPr>
           <w:p>
             <w:r>
@@ -10062,7 +9929,7 @@
         </w:tc>
         <w:tc>
           <w:tcPr>
-            <w:tcW w:w="2198" w:type="dxa"/>
+            <w:tcW w:w="2550" w:type="dxa"/>
           </w:tcPr>
           <w:p>
             <w:r>
@@ -10075,7 +9942,7 @@
         </w:tc>
         <w:tc>
           <w:tcPr>
-            <w:tcW w:w="2198" w:type="dxa"/>
+            <w:tcW w:w="4253" w:type="dxa"/>
           </w:tcPr>
           <w:p>
             <w:r>
@@ -10092,22 +9959,6 @@
                 <w:rtl/>
               </w:rPr>
               <w:t>בודק ספים ומפיק התראות</w:t>
-            </w:r>
-          </w:p>
-        </w:tc>
-        <w:tc>
-          <w:tcPr>
-            <w:tcW w:w="2198" w:type="dxa"/>
-          </w:tcPr>
-          <w:p>
-            <w:r>
-              <w:rPr>
-                <w:rtl/>
-              </w:rPr>
-              <w:t>החלטות שקופות ולא “קופסה שחורה</w:t>
-            </w:r>
-            <w:r>
-              <w:t>”</w:t>
             </w:r>
           </w:p>
         </w:tc>
@@ -10118,7 +9969,7 @@
         </w:trPr>
         <w:tc>
           <w:tcPr>
-            <w:tcW w:w="2198" w:type="dxa"/>
+            <w:tcW w:w="2196" w:type="dxa"/>
           </w:tcPr>
           <w:p>
             <w:r>
@@ -10132,7 +9983,7 @@
         </w:tc>
         <w:tc>
           <w:tcPr>
-            <w:tcW w:w="2198" w:type="dxa"/>
+            <w:tcW w:w="2550" w:type="dxa"/>
           </w:tcPr>
           <w:p>
             <w:r>
@@ -10148,7 +9999,7 @@
         </w:tc>
         <w:tc>
           <w:tcPr>
-            <w:tcW w:w="2198" w:type="dxa"/>
+            <w:tcW w:w="4253" w:type="dxa"/>
           </w:tcPr>
           <w:p>
             <w:r>
@@ -10158,25 +10009,7 @@
               <w:t>משנה ערכי חיישנים בסימולציה ומשווה</w:t>
             </w:r>
             <w:r>
-              <w:t xml:space="preserve"> </w:t>
-            </w:r>
-            <w:r>
-              <w:lastRenderedPageBreak/>
-              <w:t>Before / After</w:t>
-            </w:r>
-          </w:p>
-        </w:tc>
-        <w:tc>
-          <w:tcPr>
-            <w:tcW w:w="2198" w:type="dxa"/>
-          </w:tcPr>
-          <w:p>
-            <w:r>
-              <w:rPr>
-                <w:rtl/>
-              </w:rPr>
-              <w:lastRenderedPageBreak/>
-              <w:t>כלי לקבלת החלטות לפני פעולה</w:t>
+              <w:t xml:space="preserve"> Before / After</w:t>
             </w:r>
           </w:p>
         </w:tc>
@@ -10187,7 +10020,7 @@
         </w:trPr>
         <w:tc>
           <w:tcPr>
-            <w:tcW w:w="2198" w:type="dxa"/>
+            <w:tcW w:w="2196" w:type="dxa"/>
           </w:tcPr>
           <w:p>
             <w:r>
@@ -10201,7 +10034,7 @@
         </w:tc>
         <w:tc>
           <w:tcPr>
-            <w:tcW w:w="2198" w:type="dxa"/>
+            <w:tcW w:w="2550" w:type="dxa"/>
           </w:tcPr>
           <w:p>
             <w:r>
@@ -10214,7 +10047,7 @@
         </w:tc>
         <w:tc>
           <w:tcPr>
-            <w:tcW w:w="2198" w:type="dxa"/>
+            <w:tcW w:w="4253" w:type="dxa"/>
           </w:tcPr>
           <w:p>
             <w:r>
@@ -10231,22 +10064,6 @@
                 <w:rtl/>
               </w:rPr>
               <w:t>מדרג מסמכים לפי מילות חיפוש</w:t>
-            </w:r>
-          </w:p>
-        </w:tc>
-        <w:tc>
-          <w:tcPr>
-            <w:tcW w:w="2198" w:type="dxa"/>
-          </w:tcPr>
-          <w:p>
-            <w:r>
-              <w:rPr>
-                <w:rtl/>
-              </w:rPr>
-              <w:t>חיפוש קלאסי, לא</w:t>
-            </w:r>
-            <w:r>
-              <w:t xml:space="preserve"> AI</w:t>
             </w:r>
           </w:p>
         </w:tc>
@@ -10257,7 +10074,7 @@
         </w:trPr>
         <w:tc>
           <w:tcPr>
-            <w:tcW w:w="2198" w:type="dxa"/>
+            <w:tcW w:w="2196" w:type="dxa"/>
           </w:tcPr>
           <w:p>
             <w:r>
@@ -10271,7 +10088,7 @@
         </w:tc>
         <w:tc>
           <w:tcPr>
-            <w:tcW w:w="2198" w:type="dxa"/>
+            <w:tcW w:w="2550" w:type="dxa"/>
           </w:tcPr>
           <w:p>
             <w:r>
@@ -10287,7 +10104,7 @@
         </w:tc>
         <w:tc>
           <w:tcPr>
-            <w:tcW w:w="2198" w:type="dxa"/>
+            <w:tcW w:w="4253" w:type="dxa"/>
           </w:tcPr>
           <w:p>
             <w:r>
@@ -10304,22 +10121,6 @@
                 <w:rtl/>
               </w:rPr>
               <w:t>שעונה רק מהקונטקסט</w:t>
-            </w:r>
-          </w:p>
-        </w:tc>
-        <w:tc>
-          <w:tcPr>
-            <w:tcW w:w="2198" w:type="dxa"/>
-          </w:tcPr>
-          <w:p>
-            <w:r>
-              <w:t xml:space="preserve">AI </w:t>
-            </w:r>
-            <w:r>
-              <w:rPr>
-                <w:rtl/>
-              </w:rPr>
-              <w:t>מבוקר עם מקורות</w:t>
             </w:r>
           </w:p>
         </w:tc>
@@ -10330,7 +10131,7 @@
         </w:trPr>
         <w:tc>
           <w:tcPr>
-            <w:tcW w:w="2198" w:type="dxa"/>
+            <w:tcW w:w="2196" w:type="dxa"/>
           </w:tcPr>
           <w:p>
             <w:r>
@@ -10344,7 +10145,7 @@
         </w:tc>
         <w:tc>
           <w:tcPr>
-            <w:tcW w:w="2198" w:type="dxa"/>
+            <w:tcW w:w="2550" w:type="dxa"/>
           </w:tcPr>
           <w:p>
             <w:r>
@@ -10357,7 +10158,7 @@
         </w:tc>
         <w:tc>
           <w:tcPr>
-            <w:tcW w:w="2198" w:type="dxa"/>
+            <w:tcW w:w="4253" w:type="dxa"/>
           </w:tcPr>
           <w:p>
             <w:r>
@@ -10374,37 +10175,6 @@
                 <w:rtl/>
               </w:rPr>
               <w:t>שנותן מצב וציון</w:t>
-            </w:r>
-          </w:p>
-        </w:tc>
-        <w:tc>
-          <w:tcPr>
-            <w:tcW w:w="2198" w:type="dxa"/>
-          </w:tcPr>
-          <w:p>
-            <w:r>
-              <w:rPr>
-                <w:rtl/>
-              </w:rPr>
-              <w:t>מצוין שזה</w:t>
-            </w:r>
-            <w:r>
-              <w:t xml:space="preserve"> Demo </w:t>
-            </w:r>
-            <w:r>
-              <w:rPr>
-                <w:rtl/>
-              </w:rPr>
-              <w:t>ולא</w:t>
-            </w:r>
-            <w:r>
-              <w:t xml:space="preserve"> ML </w:t>
-            </w:r>
-            <w:r>
-              <w:rPr>
-                <w:rtl/>
-              </w:rPr>
-              <w:t>אמיתי</w:t>
             </w:r>
           </w:p>
         </w:tc>
@@ -10415,7 +10185,7 @@
         </w:trPr>
         <w:tc>
           <w:tcPr>
-            <w:tcW w:w="2198" w:type="dxa"/>
+            <w:tcW w:w="2196" w:type="dxa"/>
           </w:tcPr>
           <w:p>
             <w:r>
@@ -10423,13 +10193,14 @@
                 <w:b/>
                 <w:bCs/>
               </w:rPr>
+              <w:lastRenderedPageBreak/>
               <w:t>Chatbot</w:t>
             </w:r>
           </w:p>
         </w:tc>
         <w:tc>
           <w:tcPr>
-            <w:tcW w:w="2198" w:type="dxa"/>
+            <w:tcW w:w="2550" w:type="dxa"/>
           </w:tcPr>
           <w:p>
             <w:r>
@@ -10445,7 +10216,7 @@
         </w:tc>
         <w:tc>
           <w:tcPr>
-            <w:tcW w:w="2198" w:type="dxa"/>
+            <w:tcW w:w="4253" w:type="dxa"/>
           </w:tcPr>
           <w:p>
             <w:r>
@@ -10471,19 +10242,6 @@
                 <w:rtl/>
               </w:rPr>
               <w:t>מוגדר</w:t>
-            </w:r>
-          </w:p>
-        </w:tc>
-        <w:tc>
-          <w:tcPr>
-            <w:tcW w:w="2198" w:type="dxa"/>
-          </w:tcPr>
-          <w:p>
-            <w:r>
-              <w:rPr>
-                <w:rtl/>
-              </w:rPr>
-              <w:t>עוזר כללי, לא מקבל החלטות</w:t>
             </w:r>
           </w:p>
         </w:tc>
@@ -10494,7 +10252,7 @@
         </w:trPr>
         <w:tc>
           <w:tcPr>
-            <w:tcW w:w="2198" w:type="dxa"/>
+            <w:tcW w:w="2196" w:type="dxa"/>
           </w:tcPr>
           <w:p>
             <w:r>
@@ -10508,7 +10266,7 @@
         </w:tc>
         <w:tc>
           <w:tcPr>
-            <w:tcW w:w="2198" w:type="dxa"/>
+            <w:tcW w:w="2550" w:type="dxa"/>
           </w:tcPr>
           <w:p>
             <w:r>
@@ -10530,7 +10288,7 @@
         </w:tc>
         <w:tc>
           <w:tcPr>
-            <w:tcW w:w="2198" w:type="dxa"/>
+            <w:tcW w:w="4253" w:type="dxa"/>
           </w:tcPr>
           <w:p>
             <w:r>
@@ -10550,19 +10308,6 @@
             </w:r>
             <w:r>
               <w:t>‑Health Score</w:t>
-            </w:r>
-          </w:p>
-        </w:tc>
-        <w:tc>
-          <w:tcPr>
-            <w:tcW w:w="2198" w:type="dxa"/>
-          </w:tcPr>
-          <w:p>
-            <w:r>
-              <w:rPr>
-                <w:rtl/>
-              </w:rPr>
-              <w:t>מעלה מעורבות משתמש</w:t>
             </w:r>
           </w:p>
         </w:tc>
@@ -11174,6 +10919,38 @@
       <w:pPr>
         <w:pStyle w:val="BodyText"/>
         <w:bidi/>
+        <w:ind w:left="816" w:right="49" w:hanging="363"/>
+        <w:jc w:val="left"/>
+      </w:pPr>
+    </w:p>
+    <w:p>
+      <w:pPr>
+        <w:pStyle w:val="BodyText"/>
+        <w:bidi/>
+        <w:ind w:left="816" w:right="49" w:hanging="363"/>
+        <w:jc w:val="left"/>
+      </w:pPr>
+    </w:p>
+    <w:p>
+      <w:pPr>
+        <w:pStyle w:val="BodyText"/>
+        <w:bidi/>
+        <w:ind w:left="816" w:right="49" w:hanging="363"/>
+        <w:jc w:val="left"/>
+      </w:pPr>
+    </w:p>
+    <w:p>
+      <w:pPr>
+        <w:pStyle w:val="BodyText"/>
+        <w:bidi/>
+        <w:ind w:left="816" w:right="49" w:hanging="363"/>
+        <w:jc w:val="left"/>
+      </w:pPr>
+    </w:p>
+    <w:p>
+      <w:pPr>
+        <w:pStyle w:val="BodyText"/>
+        <w:bidi/>
         <w:ind w:left="454"/>
         <w:jc w:val="left"/>
       </w:pPr>
@@ -11181,6 +10958,7 @@
         <w:rPr>
           <w:spacing w:val="-5"/>
         </w:rPr>
+        <w:lastRenderedPageBreak/>
         <w:t>.</w:t>
       </w:r>
       <w:proofErr w:type="gramStart"/>
@@ -11896,14 +11674,12 @@
         </w:rPr>
         <w:t xml:space="preserve"> </w:t>
       </w:r>
-      <w:proofErr w:type="spellStart"/>
       <w:r>
         <w:rPr>
           <w:rtl/>
         </w:rPr>
         <w:t>בתיקייית</w:t>
       </w:r>
-      <w:proofErr w:type="spellEnd"/>
       <w:r>
         <w:rPr>
           <w:spacing w:val="-4"/>
@@ -12009,14 +11785,12 @@
         </w:rPr>
         <w:t xml:space="preserve"> </w:t>
       </w:r>
-      <w:proofErr w:type="spellStart"/>
       <w:r>
         <w:rPr>
           <w:rtl/>
         </w:rPr>
         <w:t>הגיט</w:t>
       </w:r>
-      <w:proofErr w:type="spellEnd"/>
       <w:r>
         <w:rPr>
           <w:spacing w:val="-1"/>
@@ -12037,19 +11811,11 @@
         </w:rPr>
         <w:t xml:space="preserve"> </w:t>
       </w:r>
-      <w:proofErr w:type="spellStart"/>
-      <w:r>
-        <w:rPr>
-          <w:rtl/>
-        </w:rPr>
-        <w:t>במוודל</w:t>
-      </w:r>
-      <w:proofErr w:type="spellEnd"/>
-      <w:r>
-        <w:rPr>
-          <w:rtl/>
-        </w:rPr>
-        <w:t>.</w:t>
+      <w:r>
+        <w:rPr>
+          <w:rtl/>
+        </w:rPr>
+        <w:t>במוודל.</w:t>
       </w:r>
     </w:p>
     <w:p>
@@ -12140,14 +11906,12 @@
         </w:rPr>
         <w:t xml:space="preserve"> </w:t>
       </w:r>
-      <w:proofErr w:type="spellStart"/>
       <w:r>
         <w:rPr>
           <w:rtl/>
         </w:rPr>
         <w:t>במוודל</w:t>
       </w:r>
-      <w:proofErr w:type="spellEnd"/>
       <w:r>
         <w:rPr>
           <w:spacing w:val="-1"/>
@@ -12168,14 +11932,12 @@
         </w:rPr>
         <w:t xml:space="preserve"> </w:t>
       </w:r>
-      <w:proofErr w:type="spellStart"/>
       <w:r>
         <w:rPr>
           <w:rtl/>
         </w:rPr>
         <w:t>זיפ</w:t>
       </w:r>
-      <w:proofErr w:type="spellEnd"/>
       <w:r>
         <w:rPr>
           <w:spacing w:val="-2"/>
@@ -12974,7 +12736,6 @@
                             </w:rPr>
                             <w:t xml:space="preserve"> </w:t>
                           </w:r>
-                          <w:proofErr w:type="spellStart"/>
                           <w:r>
                             <w:rPr>
                               <w:b/>
@@ -12985,7 +12746,6 @@
                             </w:rPr>
                             <w:t>בראודה</w:t>
                           </w:r>
-                          <w:proofErr w:type="spellEnd"/>
                         </w:p>
                         <w:p>
                           <w:pPr>
@@ -13064,7 +12824,7 @@
               <v:stroke joinstyle="miter"/>
               <v:path gradientshapeok="t" o:connecttype="rect"/>
             </v:shapetype>
-            <v:shape id="Textbox 2" o:spid="_x0000_s1026" type="#_x0000_t202" style="position:absolute;margin-left:333.25pt;margin-top:36.8pt;width:173.25pt;height:28.65pt;z-index:-251658239;visibility:visible;mso-wrap-style:square;mso-wrap-distance-left:0;mso-wrap-distance-top:0;mso-wrap-distance-right:0;mso-wrap-distance-bottom:0;mso-position-horizontal:absolute;mso-position-horizontal-relative:page;mso-position-vertical:absolute;mso-position-vertical-relative:page;v-text-anchor:top" o:gfxdata="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" filled="f" stroked="f">
+            <v:shape id="Textbox 2" o:spid="_x0000_s1026" type="#_x0000_t202" style="position:absolute;margin-left:333.25pt;margin-top:36.8pt;width:173.25pt;height:28.65pt;z-index:-251658239;visibility:visible;mso-wrap-style:square;mso-wrap-distance-left:0;mso-wrap-distance-top:0;mso-wrap-distance-right:0;mso-wrap-distance-bottom:0;mso-position-horizontal:absolute;mso-position-horizontal-relative:page;mso-position-vertical:absolute;mso-position-vertical-relative:page;v-text-anchor:top" o:gfxdata="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" filled="f" stroked="f">
               <v:textbox inset="0,0,0,0">
                 <w:txbxContent>
                   <w:p>
@@ -13143,7 +12903,6 @@
                       </w:rPr>
                       <w:t xml:space="preserve"> </w:t>
                     </w:r>
-                    <w:proofErr w:type="spellStart"/>
                     <w:r>
                       <w:rPr>
                         <w:b/>
@@ -13154,7 +12913,6 @@
                       </w:rPr>
                       <w:t>בראודה</w:t>
                     </w:r>
-                    <w:proofErr w:type="spellEnd"/>
                   </w:p>
                   <w:p>
                     <w:pPr>
